--- a/backend/templates/contratacion/8_4_Formulario_Términos_de_Referencia_v1_1772944330.docx
+++ b/backend/templates/contratacion/8_4_Formulario_Términos_de_Referencia_v1_1772944330.docx
@@ -1009,19 +1009,16 @@
           </w:tcPr>
           <w:p>
             <w:pPr>
-              <w:jc w:val="center"/>
-              <w:rPr>
-                <w:noProof/>
-                <w:lang w:val="es-EC"/>
+              <w:rPr>
+                <w:noProof/>
               </w:rPr>
             </w:pPr>
             <w:r>
               <w:rPr>
                 <w:noProof/>
-                <w:lang w:val="es-EC"/>
               </w:rPr>
               <w:lastRenderedPageBreak/>
-              <w:t>{% tr for rubro in lista_rubros %} {{ loop.index }}</w:t>
+              <w:t>{%tr for rubro in lista_rubros %} {{ loop.index }}</w:t>
             </w:r>
           </w:p>
         </w:tc>
@@ -1031,16 +1028,13 @@
           </w:tcPr>
           <w:p>
             <w:pPr>
-              <w:jc w:val="both"/>
-              <w:rPr>
-                <w:noProof/>
-                <w:lang w:val="es-EC"/>
+              <w:rPr>
+                <w:noProof/>
               </w:rPr>
             </w:pPr>
             <w:r>
               <w:rPr>
                 <w:noProof/>
-                <w:lang w:val="es-EC"/>
               </w:rPr>
               <w:t>{{ rubro.descripcion }}</w:t>
             </w:r>
@@ -1052,18 +1046,15 @@
           </w:tcPr>
           <w:p>
             <w:pPr>
-              <w:jc w:val="both"/>
-              <w:rPr>
-                <w:noProof/>
-                <w:lang w:val="es-EC"/>
+              <w:rPr>
+                <w:noProof/>
               </w:rPr>
             </w:pPr>
             <w:r>
               <w:rPr>
                 <w:noProof/>
-                <w:lang w:val="es-EC"/>
-              </w:rPr>
-              <w:t>{{ rubro.cpc }} {% tr endfor %}</w:t>
+              </w:rPr>
+              <w:t>{{ rubro.cpc }} {%tr endfor %}</w:t>
             </w:r>
           </w:p>
         </w:tc>
@@ -3704,6 +3695,7 @@
         <w:docPartUnique/>
       </w:docPartObj>
     </w:sdtPr>
+    <w:sdtEndPr/>
     <w:sdtContent>
       <w:sdt>
         <w:sdtPr>
@@ -3713,6 +3705,7 @@
             <w:docPartUnique/>
           </w:docPartObj>
         </w:sdtPr>
+        <w:sdtEndPr/>
         <w:sdtContent>
           <w:p>
             <w:pPr>
